--- a/docs/lista_louvores/Textos_Louvores/Seja engrandecido.docx
+++ b/docs/lista_louvores/Textos_Louvores/Seja engrandecido.docx
@@ -4,78 +4,44 @@
   <w:body>
     <w:p>
       <w:pPr>
-        <w:numPr>
-          <w:ilvl w:val="0"/>
-          <w:numId w:val="1"/>
-        </w:numPr>
-        <w:spacing w:before="120"/>
-        <w:rPr>
-          <w:rFonts w:ascii="Times New Roman" w:hAnsi="Times New Roman"/>
-          <w:bCs/>
-          <w:color w:val="000000"/>
-        </w:rPr>
+        <w:pStyle w:val="Ttulo1"/>
       </w:pPr>
       <w:r>
-        <w:rPr>
-          <w:rFonts w:ascii="Times New Roman" w:hAnsi="Times New Roman"/>
-          <w:bCs/>
-          <w:color w:val="000000"/>
-          <w:sz w:val="28"/>
-          <w:szCs w:val="28"/>
-        </w:rPr>
-        <w:t>Seja engrandecido</w:t>
+        <w:t>SEJA ENGRANDECIDO</w:t>
       </w:r>
     </w:p>
     <w:p>
       <w:pPr>
-        <w:pStyle w:val="PargrafodaLista"/>
-        <w:numPr>
-          <w:ilvl w:val="0"/>
-          <w:numId w:val="1"/>
-        </w:numPr>
         <w:autoSpaceDE w:val="0"/>
         <w:autoSpaceDN w:val="0"/>
         <w:adjustRightInd w:val="0"/>
-        <w:spacing w:line="240" w:lineRule="auto"/>
-        <w:ind w:left="862" w:hanging="357"/>
-        <w:contextualSpacing w:val="0"/>
-        <w:rPr>
-          <w:rFonts w:ascii="Times New Roman" w:hAnsi="Times New Roman" w:cs="Times New Roman"/>
-          <w:sz w:val="24"/>
-          <w:szCs w:val="24"/>
+        <w:rPr>
+          <w:rFonts w:ascii="Times New Roman" w:hAnsi="Times New Roman"/>
         </w:rPr>
       </w:pPr>
       <w:r>
         <w:rPr>
-          <w:rFonts w:ascii="Times New Roman" w:hAnsi="Times New Roman" w:cs="Times New Roman"/>
-          <w:sz w:val="24"/>
-          <w:szCs w:val="24"/>
+          <w:rFonts w:ascii="Times New Roman" w:hAnsi="Times New Roman"/>
         </w:rPr>
         <w:t>Seja engrandecido, ó Deus da minha vida</w:t>
       </w:r>
       <w:r>
         <w:rPr>
-          <w:rFonts w:ascii="Times New Roman" w:hAnsi="Times New Roman" w:cs="Times New Roman"/>
-          <w:sz w:val="24"/>
-          <w:szCs w:val="24"/>
+          <w:rFonts w:ascii="Times New Roman" w:hAnsi="Times New Roman"/>
         </w:rPr>
         <w:br/>
         <w:t>Tu és o Deus da minha salvação</w:t>
       </w:r>
       <w:r>
         <w:rPr>
-          <w:rFonts w:ascii="Times New Roman" w:hAnsi="Times New Roman" w:cs="Times New Roman"/>
-          <w:sz w:val="24"/>
-          <w:szCs w:val="24"/>
+          <w:rFonts w:ascii="Times New Roman" w:hAnsi="Times New Roman"/>
         </w:rPr>
         <w:br/>
         <w:t>És a minha rocha, a minha segurança,</w:t>
       </w:r>
       <w:r>
         <w:rPr>
-          <w:rFonts w:ascii="Times New Roman" w:hAnsi="Times New Roman" w:cs="Times New Roman"/>
-          <w:sz w:val="24"/>
-          <w:szCs w:val="24"/>
+          <w:rFonts w:ascii="Times New Roman" w:hAnsi="Times New Roman"/>
         </w:rPr>
         <w:br/>
         <w:t>meus lábios sempre Te exaltarão!</w:t>
@@ -83,54 +49,36 @@
     </w:p>
     <w:p>
       <w:pPr>
-        <w:pStyle w:val="PargrafodaLista"/>
-        <w:numPr>
-          <w:ilvl w:val="0"/>
-          <w:numId w:val="1"/>
-        </w:numPr>
         <w:autoSpaceDE w:val="0"/>
         <w:autoSpaceDN w:val="0"/>
         <w:adjustRightInd w:val="0"/>
-        <w:spacing w:line="240" w:lineRule="auto"/>
-        <w:ind w:left="862" w:hanging="357"/>
-        <w:contextualSpacing w:val="0"/>
-        <w:rPr>
-          <w:rFonts w:ascii="Times New Roman" w:hAnsi="Times New Roman" w:cs="Times New Roman"/>
-          <w:sz w:val="24"/>
-          <w:szCs w:val="24"/>
+        <w:rPr>
+          <w:rFonts w:ascii="Times New Roman" w:hAnsi="Times New Roman"/>
         </w:rPr>
       </w:pPr>
       <w:r>
         <w:rPr>
-          <w:rFonts w:ascii="Times New Roman" w:hAnsi="Times New Roman" w:cs="Times New Roman"/>
-          <w:sz w:val="24"/>
-          <w:szCs w:val="24"/>
+          <w:rFonts w:ascii="Times New Roman" w:hAnsi="Times New Roman"/>
         </w:rPr>
         <w:t>Aleluia (aleluia) Te louvo (Te louvo)</w:t>
       </w:r>
       <w:r>
         <w:rPr>
-          <w:rFonts w:ascii="Times New Roman" w:hAnsi="Times New Roman" w:cs="Times New Roman"/>
-          <w:sz w:val="24"/>
-          <w:szCs w:val="24"/>
+          <w:rFonts w:ascii="Times New Roman" w:hAnsi="Times New Roman"/>
         </w:rPr>
         <w:br/>
         <w:t>Pois sei que sobre todos és Senhor...</w:t>
       </w:r>
       <w:r>
         <w:rPr>
-          <w:rFonts w:ascii="Times New Roman" w:hAnsi="Times New Roman" w:cs="Times New Roman"/>
-          <w:sz w:val="24"/>
-          <w:szCs w:val="24"/>
+          <w:rFonts w:ascii="Times New Roman" w:hAnsi="Times New Roman"/>
         </w:rPr>
         <w:br/>
         <w:t>Aleluia (aleluia) Te louvo (Te louvo)</w:t>
       </w:r>
       <w:r>
         <w:rPr>
-          <w:rFonts w:ascii="Times New Roman" w:hAnsi="Times New Roman" w:cs="Times New Roman"/>
-          <w:sz w:val="24"/>
-          <w:szCs w:val="24"/>
+          <w:rFonts w:ascii="Times New Roman" w:hAnsi="Times New Roman"/>
         </w:rPr>
         <w:br/>
         <w:t>Pois sei que sobre todos és Senhor!</w:t>
@@ -138,54 +86,36 @@
     </w:p>
     <w:p>
       <w:pPr>
-        <w:pStyle w:val="PargrafodaLista"/>
-        <w:numPr>
-          <w:ilvl w:val="0"/>
-          <w:numId w:val="1"/>
-        </w:numPr>
         <w:autoSpaceDE w:val="0"/>
         <w:autoSpaceDN w:val="0"/>
         <w:adjustRightInd w:val="0"/>
-        <w:spacing w:line="240" w:lineRule="auto"/>
-        <w:ind w:left="862" w:hanging="357"/>
-        <w:contextualSpacing w:val="0"/>
-        <w:rPr>
-          <w:rFonts w:ascii="Times New Roman" w:hAnsi="Times New Roman" w:cs="Times New Roman"/>
-          <w:sz w:val="24"/>
-          <w:szCs w:val="24"/>
+        <w:rPr>
+          <w:rFonts w:ascii="Times New Roman" w:hAnsi="Times New Roman"/>
         </w:rPr>
       </w:pPr>
       <w:r>
         <w:rPr>
-          <w:rFonts w:ascii="Times New Roman" w:hAnsi="Times New Roman" w:cs="Times New Roman"/>
-          <w:sz w:val="24"/>
-          <w:szCs w:val="24"/>
+          <w:rFonts w:ascii="Times New Roman" w:hAnsi="Times New Roman"/>
         </w:rPr>
         <w:t>Seja engrandecido, ó Deus da minha vida</w:t>
       </w:r>
       <w:r>
         <w:rPr>
-          <w:rFonts w:ascii="Times New Roman" w:hAnsi="Times New Roman" w:cs="Times New Roman"/>
-          <w:sz w:val="24"/>
-          <w:szCs w:val="24"/>
+          <w:rFonts w:ascii="Times New Roman" w:hAnsi="Times New Roman"/>
         </w:rPr>
         <w:br/>
         <w:t>Tu és o Deus da minha salvação</w:t>
       </w:r>
       <w:r>
         <w:rPr>
-          <w:rFonts w:ascii="Times New Roman" w:hAnsi="Times New Roman" w:cs="Times New Roman"/>
-          <w:sz w:val="24"/>
-          <w:szCs w:val="24"/>
+          <w:rFonts w:ascii="Times New Roman" w:hAnsi="Times New Roman"/>
         </w:rPr>
         <w:br/>
         <w:t>És a minha rocha, a minha segurança,</w:t>
       </w:r>
       <w:r>
         <w:rPr>
-          <w:rFonts w:ascii="Times New Roman" w:hAnsi="Times New Roman" w:cs="Times New Roman"/>
-          <w:sz w:val="24"/>
-          <w:szCs w:val="24"/>
+          <w:rFonts w:ascii="Times New Roman" w:hAnsi="Times New Roman"/>
         </w:rPr>
         <w:br/>
         <w:t>meus lábios sempre Te exaltarão!</w:t>
@@ -193,54 +123,36 @@
     </w:p>
     <w:p>
       <w:pPr>
-        <w:pStyle w:val="PargrafodaLista"/>
-        <w:numPr>
-          <w:ilvl w:val="0"/>
-          <w:numId w:val="1"/>
-        </w:numPr>
         <w:autoSpaceDE w:val="0"/>
         <w:autoSpaceDN w:val="0"/>
         <w:adjustRightInd w:val="0"/>
-        <w:spacing w:line="240" w:lineRule="auto"/>
-        <w:ind w:left="862" w:hanging="357"/>
-        <w:contextualSpacing w:val="0"/>
-        <w:rPr>
-          <w:rFonts w:ascii="Times New Roman" w:hAnsi="Times New Roman" w:cs="Times New Roman"/>
-          <w:sz w:val="24"/>
-          <w:szCs w:val="24"/>
+        <w:rPr>
+          <w:rFonts w:ascii="Times New Roman" w:hAnsi="Times New Roman"/>
         </w:rPr>
       </w:pPr>
       <w:r>
         <w:rPr>
-          <w:rFonts w:ascii="Times New Roman" w:hAnsi="Times New Roman" w:cs="Times New Roman"/>
-          <w:sz w:val="24"/>
-          <w:szCs w:val="24"/>
+          <w:rFonts w:ascii="Times New Roman" w:hAnsi="Times New Roman"/>
         </w:rPr>
         <w:t>Aleluia (aleluia) Te louvo (Te louvo)</w:t>
       </w:r>
       <w:r>
         <w:rPr>
-          <w:rFonts w:ascii="Times New Roman" w:hAnsi="Times New Roman" w:cs="Times New Roman"/>
-          <w:sz w:val="24"/>
-          <w:szCs w:val="24"/>
+          <w:rFonts w:ascii="Times New Roman" w:hAnsi="Times New Roman"/>
         </w:rPr>
         <w:br/>
         <w:t>Pois sei que sobre todos és Senhor...</w:t>
       </w:r>
       <w:r>
         <w:rPr>
-          <w:rFonts w:ascii="Times New Roman" w:hAnsi="Times New Roman" w:cs="Times New Roman"/>
-          <w:sz w:val="24"/>
-          <w:szCs w:val="24"/>
+          <w:rFonts w:ascii="Times New Roman" w:hAnsi="Times New Roman"/>
         </w:rPr>
         <w:br/>
         <w:t>Aleluia (aleluia) Te louvo (Te louvo)</w:t>
       </w:r>
       <w:r>
         <w:rPr>
-          <w:rFonts w:ascii="Times New Roman" w:hAnsi="Times New Roman" w:cs="Times New Roman"/>
-          <w:sz w:val="24"/>
-          <w:szCs w:val="24"/>
+          <w:rFonts w:ascii="Times New Roman" w:hAnsi="Times New Roman"/>
         </w:rPr>
         <w:br/>
         <w:t>Pois sei que sobre todos és Senhor!</w:t>
@@ -248,65 +160,39 @@
     </w:p>
     <w:p>
       <w:pPr>
-        <w:pStyle w:val="PargrafodaLista"/>
-        <w:numPr>
-          <w:ilvl w:val="0"/>
-          <w:numId w:val="1"/>
-        </w:numPr>
         <w:autoSpaceDE w:val="0"/>
         <w:autoSpaceDN w:val="0"/>
         <w:adjustRightInd w:val="0"/>
-        <w:spacing w:line="240" w:lineRule="auto"/>
-        <w:ind w:left="862" w:hanging="357"/>
-        <w:contextualSpacing w:val="0"/>
-        <w:rPr>
-          <w:rFonts w:ascii="Times New Roman" w:hAnsi="Times New Roman" w:cs="Times New Roman"/>
-          <w:sz w:val="24"/>
-          <w:szCs w:val="24"/>
+        <w:rPr>
+          <w:rFonts w:ascii="Times New Roman" w:hAnsi="Times New Roman"/>
         </w:rPr>
       </w:pPr>
       <w:r>
         <w:rPr>
-          <w:rFonts w:ascii="Times New Roman" w:hAnsi="Times New Roman" w:cs="Times New Roman"/>
-          <w:sz w:val="24"/>
-          <w:szCs w:val="24"/>
+          <w:rFonts w:ascii="Times New Roman" w:hAnsi="Times New Roman"/>
         </w:rPr>
         <w:t>Aleluia (aleluia) Aleluia (aleluia) Aleluia!</w:t>
       </w:r>
       <w:r>
         <w:rPr>
-          <w:rFonts w:ascii="Times New Roman" w:hAnsi="Times New Roman" w:cs="Times New Roman"/>
-          <w:sz w:val="24"/>
-          <w:szCs w:val="24"/>
+          <w:rFonts w:ascii="Times New Roman" w:hAnsi="Times New Roman"/>
         </w:rPr>
         <w:br/>
         <w:t>Louvemos ao Senhor...</w:t>
       </w:r>
       <w:r>
         <w:rPr>
-          <w:rFonts w:ascii="Times New Roman" w:hAnsi="Times New Roman" w:cs="Times New Roman"/>
-          <w:sz w:val="24"/>
-          <w:szCs w:val="24"/>
+          <w:rFonts w:ascii="Times New Roman" w:hAnsi="Times New Roman"/>
         </w:rPr>
         <w:br/>
         <w:t>Aleluia (aleluia) Aleluia (aleluia) Aleluia!</w:t>
       </w:r>
       <w:r>
         <w:rPr>
-          <w:rFonts w:ascii="Times New Roman" w:hAnsi="Times New Roman" w:cs="Times New Roman"/>
-          <w:sz w:val="24"/>
-          <w:szCs w:val="24"/>
+          <w:rFonts w:ascii="Times New Roman" w:hAnsi="Times New Roman"/>
         </w:rPr>
         <w:br/>
         <w:t>Louvemos ao Senhor!</w:t>
-      </w:r>
-      <w:r>
-        <w:rPr>
-          <w:rFonts w:ascii="Times New Roman" w:hAnsi="Times New Roman" w:cs="Times New Roman"/>
-          <w:sz w:val="24"/>
-          <w:szCs w:val="24"/>
-        </w:rPr>
-        <w:br/>
       </w:r>
     </w:p>
     <w:sectPr>
@@ -1096,6 +982,7 @@
   <w:style w:type="character" w:default="1" w:styleId="Fontepargpadro">
     <w:name w:val="Default Paragraph Font"/>
     <w:uiPriority w:val="1"/>
+    <w:semiHidden/>
     <w:unhideWhenUsed/>
   </w:style>
   <w:style w:type="table" w:default="1" w:styleId="Tabelanormal">
